--- a/MBS Road Control Tower/MBS-Road-Control-Tower-Knowledge-Base.docx
+++ b/MBS Road Control Tower/MBS-Road-Control-Tower-Knowledge-Base.docx
@@ -15284,7 +15284,7 @@
         <w:t xml:space="preserve"> </w:t>
       </w:r>
       <w:r>
-        <w:t xml:space="preserve">Work that cannot progress because of an external dependency (e.g., utility contractor not responding, owner notice unresolved, agency hand-off pending). These are the items the joint working room escalates first.</w:t>
+        <w:t xml:space="preserve">Work that cannot progress because of an external dependency (e.g., utility contractor not responding, owner notice unresolved, contractor hand-off pending). These are the items the joint working room escalates first.</w:t>
       </w:r>
     </w:p>
     <w:p>
@@ -15372,7 +15372,7 @@
         <w:t xml:space="preserve"> </w:t>
       </w:r>
       <w:r>
-        <w:t xml:space="preserve">Phase 1, port stretch, high distortion density. Workshops belt with damaged median barriers and asphalt deterioration. Multiple agencies involved (JM, RGA, GDCD, Investment).</w:t>
+        <w:t xml:space="preserve">Phase 1, port stretch, high distortion density. Workshops belt with damaged median barriers and asphalt deterioration. Multiple contractors involved (ARC, JM, RGA, GDCD, MAAS, TIP).</w:t>
       </w:r>
     </w:p>
     <w:p>
